--- a/notes/Week1.docx
+++ b/notes/Week1.docx
@@ -1,6 +1,6 @@
 
 <file path=word/document.xml><?xml version="1.0" encoding="utf-8"?>
-<w:document xmlns:wpc="http://schemas.microsoft.com/office/word/2010/wordprocessingCanvas" xmlns:cx="http://schemas.microsoft.com/office/drawing/2014/chartex" xmlns:cx1="http://schemas.microsoft.com/office/drawing/2015/9/8/chartex" xmlns:cx2="http://schemas.microsoft.com/office/drawing/2015/10/21/chartex" xmlns:cx3="http://schemas.microsoft.com/office/drawing/2016/5/9/chartex" xmlns:cx4="http://schemas.microsoft.com/office/drawing/2016/5/10/chartex" xmlns:cx5="http://schemas.microsoft.com/office/drawing/2016/5/11/chartex" xmlns:cx6="http://schemas.microsoft.com/office/drawing/2016/5/12/chartex" xmlns:cx7="http://schemas.microsoft.com/office/drawing/2016/5/13/chartex" xmlns:cx8="http://schemas.microsoft.com/office/drawing/2016/5/14/chartex" xmlns:mc="http://schemas.openxmlformats.org/markup-compatibility/2006" xmlns:m="http://schemas.openxmlformats.org/officeDocument/2006/math" xmlns:aink="http://schemas.microsoft.com/office/drawing/2016/ink" xmlns:am3d="http://schemas.microsoft.com/office/drawing/2017/model3d" xmlns:oel="http://schemas.microsoft.com/office/2019/extlst" xmlns:r="http://schemas.openxmlformats.org/officeDocument/2006/relationships" xmlns:wp14="http://schemas.microsoft.com/office/word/2010/wordprocessingDrawing" xmlns:wp="http://schemas.openxmlformats.org/drawingml/2006/wordprocessingDrawing" xmlns:wpg="http://schemas.microsoft.com/office/word/2010/wordprocessingGroup" xmlns:wpi="http://schemas.microsoft.com/office/word/2010/wordprocessingInk" xmlns:wps="http://schemas.microsoft.com/office/word/2010/wordprocessingShape" xmlns:o="urn:schemas-microsoft-com:office:office" xmlns:v="urn:schemas-microsoft-com:vml" xmlns:w10="urn:schemas-microsoft-com:office:word" xmlns:w="http://schemas.openxmlformats.org/wordprocessingml/2006/main" xmlns:w14="http://schemas.microsoft.com/office/word/2010/wordml" xmlns:w15="http://schemas.microsoft.com/office/word/2012/wordml" xmlns:w16cei="http://schemas.microsoft.com/office/word/2026/wordml/cei" xmlns:w16cex="http://schemas.microsoft.com/office/word/2018/wordml/cex" xmlns:w16cid="http://schemas.microsoft.com/office/word/2016/wordml/cid" xmlns:w16="http://schemas.microsoft.com/office/word/2018/wordml" xmlns:w16sdtdh="http://schemas.microsoft.com/office/word/2020/wordml/sdtdatahash" xmlns:w16sdtfl="http://schemas.microsoft.com/office/word/2024/wordml/sdtformatlock" xmlns:w16se="http://schemas.microsoft.com/office/word/2015/wordml/symex" xmlns:w16du="http://schemas.microsoft.com/office/word/2023/wordml/word16du" xmlns:wne="http://schemas.microsoft.com/office/word/2006/wordml" mc:Ignorable="w14 w15 w16se w16cid w16 w16cex w16sdtdh w16sdtfl w16du wp14">
+<w:document xmlns:wpc="http://schemas.microsoft.com/office/word/2010/wordprocessingCanvas" xmlns:cx="http://schemas.microsoft.com/office/drawing/2014/chartex" xmlns:cx1="http://schemas.microsoft.com/office/drawing/2015/9/8/chartex" xmlns:cx2="http://schemas.microsoft.com/office/drawing/2015/10/21/chartex" xmlns:cx3="http://schemas.microsoft.com/office/drawing/2016/5/9/chartex" xmlns:cx4="http://schemas.microsoft.com/office/drawing/2016/5/10/chartex" xmlns:cx5="http://schemas.microsoft.com/office/drawing/2016/5/11/chartex" xmlns:cx6="http://schemas.microsoft.com/office/drawing/2016/5/12/chartex" xmlns:cx7="http://schemas.microsoft.com/office/drawing/2016/5/13/chartex" xmlns:cx8="http://schemas.microsoft.com/office/drawing/2016/5/14/chartex" xmlns:mc="http://schemas.openxmlformats.org/markup-compatibility/2006" xmlns:aink="http://schemas.microsoft.com/office/drawing/2016/ink" xmlns:am3d="http://schemas.microsoft.com/office/drawing/2017/model3d" xmlns:o="urn:schemas-microsoft-com:office:office" xmlns:oel="http://schemas.microsoft.com/office/2019/extlst" xmlns:r="http://schemas.openxmlformats.org/officeDocument/2006/relationships" xmlns:m="http://schemas.openxmlformats.org/officeDocument/2006/math" xmlns:v="urn:schemas-microsoft-com:vml" xmlns:wp14="http://schemas.microsoft.com/office/word/2010/wordprocessingDrawing" xmlns:wp="http://schemas.openxmlformats.org/drawingml/2006/wordprocessingDrawing" xmlns:w10="urn:schemas-microsoft-com:office:word" xmlns:w="http://schemas.openxmlformats.org/wordprocessingml/2006/main" xmlns:w14="http://schemas.microsoft.com/office/word/2010/wordml" xmlns:w15="http://schemas.microsoft.com/office/word/2012/wordml" xmlns:w16cex="http://schemas.microsoft.com/office/word/2018/wordml/cex" xmlns:w16cid="http://schemas.microsoft.com/office/word/2016/wordml/cid" xmlns:w16="http://schemas.microsoft.com/office/word/2018/wordml" xmlns:w16du="http://schemas.microsoft.com/office/word/2023/wordml/word16du" xmlns:w16sdtdh="http://schemas.microsoft.com/office/word/2020/wordml/sdtdatahash" xmlns:w16sdtfl="http://schemas.microsoft.com/office/word/2024/wordml/sdtformatlock" xmlns:w16se="http://schemas.microsoft.com/office/word/2015/wordml/symex" xmlns:wpg="http://schemas.microsoft.com/office/word/2010/wordprocessingGroup" xmlns:wpi="http://schemas.microsoft.com/office/word/2010/wordprocessingInk" xmlns:wne="http://schemas.microsoft.com/office/word/2006/wordml" xmlns:wps="http://schemas.microsoft.com/office/word/2010/wordprocessingShape" mc:Ignorable="w14 w15 w16se w16cid w16 w16cex w16sdtdh w16sdtfl w16du wp14">
   <w:body>
     <w:p>
       <w:pPr>
@@ -474,13 +474,12 @@
         </w:rPr>
         <w:t>The intervention induces another distribution that usually differs from the observational one.</w:t>
       </w:r>
-    </w:p>
-    <w:p>
-      <w:pPr>
-        <w:rPr>
-          <w:lang w:val="en-US"/>
-        </w:rPr>
-      </w:pPr>
+      <w:r>
+        <w:rPr>
+          <w:lang w:val="vi-VN"/>
+        </w:rPr>
+        <w:t xml:space="preserve"> </w:t>
+      </w:r>
       <w:r>
         <w:rPr>
           <w:lang w:val="en-US"/>
@@ -497,13 +496,25 @@
         <w:rPr>
           <w:lang w:val="en-US"/>
         </w:rPr>
-        <w:t xml:space="preserve"> lead to 2 distributions.</w:t>
-      </w:r>
-    </w:p>
-    <w:p>
-      <w:pPr>
-        <w:rPr>
-          <w:lang w:val="en-US"/>
+        <w:t xml:space="preserve"> lead to 2</w:t>
+      </w:r>
+      <w:r>
+        <w:rPr>
+          <w:lang w:val="vi-VN"/>
+        </w:rPr>
+        <w:t xml:space="preserve"> </w:t>
+      </w:r>
+      <w:r>
+        <w:rPr>
+          <w:lang w:val="en-US"/>
+        </w:rPr>
+        <w:t>distributions.</w:t>
+      </w:r>
+    </w:p>
+    <w:p>
+      <w:pPr>
+        <w:rPr>
+          <w:lang w:val="vi-VN"/>
         </w:rPr>
       </w:pPr>
       <w:r>
@@ -533,117 +544,27 @@
           <w:numId w:val="2"/>
         </w:numPr>
         <w:rPr>
-          <w:lang w:val="en-US"/>
-        </w:rPr>
-      </w:pPr>
-      <w:r>
-        <w:rPr>
-          <w:lang w:val="en-US"/>
-        </w:rPr>
-        <w:t xml:space="preserve">Hard intervention: denoted by </w:t>
-      </w:r>
-      <m:oMath>
-        <m:r>
-          <w:rPr>
-            <w:rFonts w:ascii="Cambria Math" w:hAnsi="Cambria Math"/>
-            <w:lang w:val="en-US"/>
-          </w:rPr>
-          <m:t>do(E≔4)</m:t>
-        </m:r>
-      </m:oMath>
-      <w:r>
-        <w:rPr>
-          <w:rFonts w:eastAsiaTheme="minorEastAsia"/>
-          <w:lang w:val="en-US"/>
-        </w:rPr>
-        <w:t xml:space="preserve"> that means force value of E to </w:t>
-      </w:r>
-      <w:proofErr w:type="gramStart"/>
-      <w:r>
-        <w:rPr>
-          <w:rFonts w:eastAsiaTheme="minorEastAsia"/>
-          <w:lang w:val="en-US"/>
-        </w:rPr>
-        <w:t>4</w:t>
-      </w:r>
-      <w:proofErr w:type="gramEnd"/>
-      <w:r>
-        <w:rPr>
-          <w:rFonts w:eastAsiaTheme="minorEastAsia"/>
-          <w:lang w:val="en-US"/>
-        </w:rPr>
-        <w:t xml:space="preserve"> or force E not related to C </w:t>
-      </w:r>
-      <w:r>
-        <w:rPr>
-          <w:rFonts w:eastAsiaTheme="minorEastAsia"/>
-          <w:lang w:val="en-US"/>
-        </w:rPr>
-        <w:sym w:font="Wingdings" w:char="F0E0"/>
-      </w:r>
-      <w:r>
-        <w:rPr>
-          <w:rFonts w:eastAsiaTheme="minorEastAsia"/>
-          <w:lang w:val="en-US"/>
-        </w:rPr>
-        <w:t xml:space="preserve"> then </w:t>
-      </w:r>
-      <w:bookmarkStart w:id="0" w:name="OLE_LINK1"/>
-      <w:r>
-        <w:rPr>
-          <w:rFonts w:eastAsiaTheme="minorEastAsia"/>
-          <w:lang w:val="en-US"/>
-        </w:rPr>
-        <w:t xml:space="preserve">entailed </w:t>
-      </w:r>
-      <w:bookmarkEnd w:id="0"/>
-      <w:r>
-        <w:rPr>
-          <w:rFonts w:eastAsiaTheme="minorEastAsia"/>
-          <w:lang w:val="en-US"/>
-        </w:rPr>
-        <w:t xml:space="preserve">by distribution </w:t>
-      </w:r>
-      <m:oMath>
-        <m:sSubSup>
-          <m:sSubSupPr>
-            <m:ctrlPr>
-              <w:rPr>
-                <w:rFonts w:ascii="Cambria Math" w:eastAsiaTheme="minorEastAsia" w:hAnsi="Cambria Math"/>
-                <w:i/>
-                <w:lang w:val="en-US"/>
-              </w:rPr>
-            </m:ctrlPr>
-          </m:sSubSupPr>
-          <m:e>
-            <m:r>
-              <w:rPr>
-                <w:rFonts w:ascii="Cambria Math" w:eastAsiaTheme="minorEastAsia" w:hAnsi="Cambria Math"/>
-                <w:lang w:val="en-US"/>
-              </w:rPr>
-              <m:t>P</m:t>
-            </m:r>
-          </m:e>
-          <m:sub>
-            <m:r>
-              <w:rPr>
-                <w:rFonts w:ascii="Cambria Math" w:eastAsiaTheme="minorEastAsia" w:hAnsi="Cambria Math"/>
-                <w:lang w:val="en-US"/>
-              </w:rPr>
-              <m:t>C</m:t>
-            </m:r>
-          </m:sub>
-          <m:sup>
-            <m:r>
-              <w:rPr>
-                <w:rFonts w:ascii="Cambria Math" w:eastAsiaTheme="minorEastAsia" w:hAnsi="Cambria Math"/>
-                <w:lang w:val="en-US"/>
-              </w:rPr>
-              <m:t>do(E≔4)</m:t>
-            </m:r>
-          </m:sup>
-        </m:sSubSup>
-      </m:oMath>
+          <w:lang w:val="vi-VN"/>
+        </w:rPr>
+      </w:pPr>
+      <w:r>
+        <w:rPr>
+          <w:lang w:val="vi-VN"/>
+        </w:rPr>
+        <w:t xml:space="preserve">Hard intervention: we force </w:t>
+      </w:r>
+      <w:r>
+        <w:rPr>
+          <w:lang w:val="vi-VN"/>
+        </w:rPr>
+        <w:t xml:space="preserve">the </w:t>
+      </w:r>
+      <w:r>
+        <w:rPr>
+          <w:lang w:val="vi-VN"/>
+        </w:rPr>
+        <w:t>value of E to a value that doesn’t relate to C, such as E := 4. This type of intervention breaks the relationship between C and E.</w:t>
+      </w:r>
     </w:p>
     <w:p>
       <w:pPr>
@@ -661,129 +582,14 @@
           <w:rFonts w:eastAsiaTheme="minorEastAsia"/>
           <w:lang w:val="en-US"/>
         </w:rPr>
-        <w:t xml:space="preserve">Soft intervention: </w:t>
-      </w:r>
-      <m:oMath>
-        <m:r>
-          <w:rPr>
-            <w:rFonts w:ascii="Cambria Math" w:eastAsiaTheme="minorEastAsia" w:hAnsi="Cambria Math"/>
-            <w:lang w:val="en-US"/>
-          </w:rPr>
-          <m:t>do(E≔</m:t>
-        </m:r>
-        <m:sSub>
-          <m:sSubPr>
-            <m:ctrlPr>
-              <w:rPr>
-                <w:rFonts w:ascii="Cambria Math" w:eastAsiaTheme="minorEastAsia" w:hAnsi="Cambria Math"/>
-                <w:i/>
-                <w:lang w:val="en-US"/>
-              </w:rPr>
-            </m:ctrlPr>
-          </m:sSubPr>
-          <m:e>
-            <m:r>
-              <w:rPr>
-                <w:rFonts w:ascii="Cambria Math" w:eastAsiaTheme="minorEastAsia" w:hAnsi="Cambria Math"/>
-                <w:lang w:val="en-US"/>
-              </w:rPr>
-              <m:t>g</m:t>
-            </m:r>
-          </m:e>
-          <m:sub>
-            <m:r>
-              <w:rPr>
-                <w:rFonts w:ascii="Cambria Math" w:eastAsiaTheme="minorEastAsia" w:hAnsi="Cambria Math"/>
-                <w:lang w:val="en-US"/>
-              </w:rPr>
-              <m:t>E</m:t>
-            </m:r>
-          </m:sub>
-        </m:sSub>
-        <m:d>
-          <m:dPr>
-            <m:ctrlPr>
-              <w:rPr>
-                <w:rFonts w:ascii="Cambria Math" w:eastAsiaTheme="minorEastAsia" w:hAnsi="Cambria Math"/>
-                <w:i/>
-                <w:lang w:val="en-US"/>
-              </w:rPr>
-            </m:ctrlPr>
-          </m:dPr>
-          <m:e>
-            <m:r>
-              <w:rPr>
-                <w:rFonts w:ascii="Cambria Math" w:eastAsiaTheme="minorEastAsia" w:hAnsi="Cambria Math"/>
-                <w:lang w:val="en-US"/>
-              </w:rPr>
-              <m:t>C</m:t>
-            </m:r>
-          </m:e>
-        </m:d>
-        <m:r>
-          <w:rPr>
-            <w:rFonts w:ascii="Cambria Math" w:eastAsiaTheme="minorEastAsia" w:hAnsi="Cambria Math"/>
-            <w:lang w:val="en-US"/>
-          </w:rPr>
-          <m:t xml:space="preserve">+ </m:t>
-        </m:r>
-        <m:sSub>
-          <m:sSubPr>
-            <m:ctrlPr>
-              <w:rPr>
-                <w:rFonts w:ascii="Cambria Math" w:eastAsiaTheme="minorEastAsia" w:hAnsi="Cambria Math"/>
-                <w:i/>
-                <w:lang w:val="en-US"/>
-              </w:rPr>
-            </m:ctrlPr>
-          </m:sSubPr>
-          <m:e>
-            <m:acc>
-              <m:accPr>
-                <m:chr m:val="̃"/>
-                <m:ctrlPr>
-                  <w:rPr>
-                    <w:rFonts w:ascii="Cambria Math" w:eastAsiaTheme="minorEastAsia" w:hAnsi="Cambria Math"/>
-                    <w:i/>
-                    <w:lang w:val="en-US"/>
-                  </w:rPr>
-                </m:ctrlPr>
-              </m:accPr>
-              <m:e>
-                <m:r>
-                  <w:rPr>
-                    <w:rFonts w:ascii="Cambria Math" w:eastAsiaTheme="minorEastAsia" w:hAnsi="Cambria Math"/>
-                    <w:lang w:val="en-US"/>
-                  </w:rPr>
-                  <m:t>N</m:t>
-                </m:r>
-              </m:e>
-            </m:acc>
-          </m:e>
-          <m:sub>
-            <m:r>
-              <w:rPr>
-                <w:rFonts w:ascii="Cambria Math" w:eastAsiaTheme="minorEastAsia" w:hAnsi="Cambria Math"/>
-                <w:lang w:val="en-US"/>
-              </w:rPr>
-              <m:t>E</m:t>
-            </m:r>
-          </m:sub>
-        </m:sSub>
-      </m:oMath>
+        <w:t>Soft intervention:</w:t>
+      </w:r>
       <w:r>
         <w:rPr>
           <w:rFonts w:eastAsiaTheme="minorEastAsia"/>
-          <w:lang w:val="en-US"/>
-        </w:rPr>
-        <w:t xml:space="preserve">) that means change the value of </w:t>
-      </w:r>
-      <w:r>
-        <w:rPr>
-          <w:rFonts w:eastAsiaTheme="minorEastAsia"/>
-          <w:lang w:val="en-US"/>
-        </w:rPr>
-        <w:t>E, still related to C, or depend on C still.</w:t>
+          <w:lang w:val="vi-VN"/>
+        </w:rPr>
+        <w:t xml:space="preserve"> we change the value of E, but it is still related to C. This type of intervention doesn’t break the relationship between C and E.</w:t>
       </w:r>
     </w:p>
     <w:p>
@@ -1346,7 +1152,7 @@
 </file>
 
 <file path=word/numbering.xml><?xml version="1.0" encoding="utf-8"?>
-<w:numbering xmlns:wpc="http://schemas.microsoft.com/office/word/2010/wordprocessingCanvas" xmlns:cx="http://schemas.microsoft.com/office/drawing/2014/chartex" xmlns:cx1="http://schemas.microsoft.com/office/drawing/2015/9/8/chartex" xmlns:cx2="http://schemas.microsoft.com/office/drawing/2015/10/21/chartex" xmlns:cx3="http://schemas.microsoft.com/office/drawing/2016/5/9/chartex" xmlns:cx4="http://schemas.microsoft.com/office/drawing/2016/5/10/chartex" xmlns:cx5="http://schemas.microsoft.com/office/drawing/2016/5/11/chartex" xmlns:cx6="http://schemas.microsoft.com/office/drawing/2016/5/12/chartex" xmlns:cx7="http://schemas.microsoft.com/office/drawing/2016/5/13/chartex" xmlns:cx8="http://schemas.microsoft.com/office/drawing/2016/5/14/chartex" xmlns:mc="http://schemas.openxmlformats.org/markup-compatibility/2006" xmlns:m="http://schemas.openxmlformats.org/officeDocument/2006/math" xmlns:aink="http://schemas.microsoft.com/office/drawing/2016/ink" xmlns:am3d="http://schemas.microsoft.com/office/drawing/2017/model3d" xmlns:oel="http://schemas.microsoft.com/office/2019/extlst" xmlns:r="http://schemas.openxmlformats.org/officeDocument/2006/relationships" xmlns:wp14="http://schemas.microsoft.com/office/word/2010/wordprocessingDrawing" xmlns:wp="http://schemas.openxmlformats.org/drawingml/2006/wordprocessingDrawing" xmlns:wpg="http://schemas.microsoft.com/office/word/2010/wordprocessingGroup" xmlns:wpi="http://schemas.microsoft.com/office/word/2010/wordprocessingInk" xmlns:wps="http://schemas.microsoft.com/office/word/2010/wordprocessingShape" xmlns:o="urn:schemas-microsoft-com:office:office" xmlns:v="urn:schemas-microsoft-com:vml" xmlns:w10="urn:schemas-microsoft-com:office:word" xmlns:w="http://schemas.openxmlformats.org/wordprocessingml/2006/main" xmlns:w14="http://schemas.microsoft.com/office/word/2010/wordml" xmlns:w15="http://schemas.microsoft.com/office/word/2012/wordml" xmlns:w16cei="http://schemas.microsoft.com/office/word/2026/wordml/cei" xmlns:w16cex="http://schemas.microsoft.com/office/word/2018/wordml/cex" xmlns:w16cid="http://schemas.microsoft.com/office/word/2016/wordml/cid" xmlns:w16="http://schemas.microsoft.com/office/word/2018/wordml" xmlns:w16sdtdh="http://schemas.microsoft.com/office/word/2020/wordml/sdtdatahash" xmlns:w16sdtfl="http://schemas.microsoft.com/office/word/2024/wordml/sdtformatlock" xmlns:w16se="http://schemas.microsoft.com/office/word/2015/wordml/symex" xmlns:w16du="http://schemas.microsoft.com/office/word/2023/wordml/word16du" xmlns:wne="http://schemas.microsoft.com/office/word/2006/wordml" mc:Ignorable="w14 w15 w16se w16cid w16 w16cex w16sdtdh w16sdtfl w16du wp14">
+<w:numbering xmlns:wpc="http://schemas.microsoft.com/office/word/2010/wordprocessingCanvas" xmlns:cx="http://schemas.microsoft.com/office/drawing/2014/chartex" xmlns:cx1="http://schemas.microsoft.com/office/drawing/2015/9/8/chartex" xmlns:cx2="http://schemas.microsoft.com/office/drawing/2015/10/21/chartex" xmlns:cx3="http://schemas.microsoft.com/office/drawing/2016/5/9/chartex" xmlns:cx4="http://schemas.microsoft.com/office/drawing/2016/5/10/chartex" xmlns:cx5="http://schemas.microsoft.com/office/drawing/2016/5/11/chartex" xmlns:cx6="http://schemas.microsoft.com/office/drawing/2016/5/12/chartex" xmlns:cx7="http://schemas.microsoft.com/office/drawing/2016/5/13/chartex" xmlns:cx8="http://schemas.microsoft.com/office/drawing/2016/5/14/chartex" xmlns:mc="http://schemas.openxmlformats.org/markup-compatibility/2006" xmlns:aink="http://schemas.microsoft.com/office/drawing/2016/ink" xmlns:am3d="http://schemas.microsoft.com/office/drawing/2017/model3d" xmlns:o="urn:schemas-microsoft-com:office:office" xmlns:oel="http://schemas.microsoft.com/office/2019/extlst" xmlns:r="http://schemas.openxmlformats.org/officeDocument/2006/relationships" xmlns:m="http://schemas.openxmlformats.org/officeDocument/2006/math" xmlns:v="urn:schemas-microsoft-com:vml" xmlns:wp14="http://schemas.microsoft.com/office/word/2010/wordprocessingDrawing" xmlns:wp="http://schemas.openxmlformats.org/drawingml/2006/wordprocessingDrawing" xmlns:w10="urn:schemas-microsoft-com:office:word" xmlns:w="http://schemas.openxmlformats.org/wordprocessingml/2006/main" xmlns:w14="http://schemas.microsoft.com/office/word/2010/wordml" xmlns:w15="http://schemas.microsoft.com/office/word/2012/wordml" xmlns:w16cex="http://schemas.microsoft.com/office/word/2018/wordml/cex" xmlns:w16cid="http://schemas.microsoft.com/office/word/2016/wordml/cid" xmlns:w16="http://schemas.microsoft.com/office/word/2018/wordml" xmlns:w16du="http://schemas.microsoft.com/office/word/2023/wordml/word16du" xmlns:w16sdtdh="http://schemas.microsoft.com/office/word/2020/wordml/sdtdatahash" xmlns:w16sdtfl="http://schemas.microsoft.com/office/word/2024/wordml/sdtformatlock" xmlns:w16se="http://schemas.microsoft.com/office/word/2015/wordml/symex" xmlns:wpg="http://schemas.microsoft.com/office/word/2010/wordprocessingGroup" xmlns:wpi="http://schemas.microsoft.com/office/word/2010/wordprocessingInk" xmlns:wne="http://schemas.microsoft.com/office/word/2006/wordml" xmlns:wps="http://schemas.microsoft.com/office/word/2010/wordprocessingShape" mc:Ignorable="w14 w15 w16se w16cid w16 w16cex w16sdtdh w16sdtfl w16du wp14">
   <w:abstractNum w:abstractNumId="0" w15:restartNumberingAfterBreak="0">
     <w:nsid w:val="61682D64"/>
     <w:multiLevelType w:val="hybridMultilevel"/>
@@ -1559,7 +1365,7 @@
 </file>
 
 <file path=word/styles.xml><?xml version="1.0" encoding="utf-8"?>
-<w:styles xmlns:mc="http://schemas.openxmlformats.org/markup-compatibility/2006" xmlns:r="http://schemas.openxmlformats.org/officeDocument/2006/relationships" xmlns:w="http://schemas.openxmlformats.org/wordprocessingml/2006/main" xmlns:w14="http://schemas.microsoft.com/office/word/2010/wordml" xmlns:w15="http://schemas.microsoft.com/office/word/2012/wordml" xmlns:w16cex="http://schemas.microsoft.com/office/word/2018/wordml/cex" xmlns:w16cid="http://schemas.microsoft.com/office/word/2016/wordml/cid" xmlns:w16="http://schemas.microsoft.com/office/word/2018/wordml" xmlns:w16sdtdh="http://schemas.microsoft.com/office/word/2020/wordml/sdtdatahash" xmlns:w16sdtfl="http://schemas.microsoft.com/office/word/2024/wordml/sdtformatlock" xmlns:w16se="http://schemas.microsoft.com/office/word/2015/wordml/symex" xmlns:w16du="http://schemas.microsoft.com/office/word/2023/wordml/word16du" mc:Ignorable="w14 w15 w16se w16cid w16 w16cex w16sdtdh w16sdtfl w16du">
+<w:styles xmlns:mc="http://schemas.openxmlformats.org/markup-compatibility/2006" xmlns:r="http://schemas.openxmlformats.org/officeDocument/2006/relationships" xmlns:w="http://schemas.openxmlformats.org/wordprocessingml/2006/main" xmlns:w14="http://schemas.microsoft.com/office/word/2010/wordml" xmlns:w15="http://schemas.microsoft.com/office/word/2012/wordml" xmlns:w16cex="http://schemas.microsoft.com/office/word/2018/wordml/cex" xmlns:w16cid="http://schemas.microsoft.com/office/word/2016/wordml/cid" xmlns:w16="http://schemas.microsoft.com/office/word/2018/wordml" xmlns:w16du="http://schemas.microsoft.com/office/word/2023/wordml/word16du" xmlns:w16sdtdh="http://schemas.microsoft.com/office/word/2020/wordml/sdtdatahash" xmlns:w16sdtfl="http://schemas.microsoft.com/office/word/2024/wordml/sdtformatlock" xmlns:w16se="http://schemas.microsoft.com/office/word/2015/wordml/symex" mc:Ignorable="w14 w15 w16se w16cid w16 w16cex w16sdtdh w16sdtfl w16du">
   <w:docDefaults>
     <w:rPrDefault>
       <w:rPr>
@@ -1567,7 +1373,7 @@
         <w:kern w:val="2"/>
         <w:sz w:val="24"/>
         <w:szCs w:val="24"/>
-        <w:lang w:val="en-VN" w:eastAsia="en-US" w:bidi="ar-SA"/>
+        <w:lang w:eastAsia="en-US" w:bidi="ar-SA"/>
         <w14:ligatures w14:val="standardContextual"/>
       </w:rPr>
     </w:rPrDefault>
